--- a/finalreport.docx
+++ b/finalreport.docx
@@ -291,19 +291,126 @@
           <w:rFonts w:ascii="Times" w:hAnsi="Times" w:cs="Times"/>
           <w:sz w:val="24"/>
           <w:sz-cs w:val="24"/>
-        </w:rPr>
-        <w:t xml:space="preserve"/>
-      </w:r>
-    </w:p>
-    <w:p>
-      <w:pPr/>
-      <w:r>
-        <w:rPr>
-          <w:rFonts w:ascii="Times" w:hAnsi="Times" w:cs="Times"/>
-          <w:sz w:val="24"/>
-          <w:sz-cs w:val="24"/>
+          <w:color w:val="000000"/>
+        </w:rPr>
+        <w:t xml:space="preserve"/>
+      </w:r>
+    </w:p>
+    <w:p>
+      <w:pPr/>
+      <w:r>
+        <w:rPr>
+          <w:rFonts w:ascii="Times" w:hAnsi="Times" w:cs="Times"/>
+          <w:sz w:val="24"/>
+          <w:sz-cs w:val="24"/>
+          <w:color w:val="000000"/>
         </w:rPr>
         <w:t xml:space="preserve">A strong positive Pearson correlation (.61 male, .55 female) was seen in linear regression modeling. Furthermore, a permutation test with 1000 samples returned a p value of 0 reinforcing high statistical significance of the “Halo Effect” being real. In other words, participants who were perceived to be attractive are much more likely to be perceived as fun.</w:t>
+      </w:r>
+    </w:p>
+    <w:p>
+      <w:pPr/>
+      <w:r>
+        <w:rPr>
+          <w:rFonts w:ascii="Times" w:hAnsi="Times" w:cs="Times"/>
+          <w:sz w:val="24"/>
+          <w:sz-cs w:val="24"/>
+          <w:color w:val="000000"/>
+        </w:rPr>
+        <w:t xml:space="preserve"/>
+      </w:r>
+    </w:p>
+    <w:p>
+      <w:pPr/>
+      <w:r>
+        <w:rPr>
+          <w:rFonts w:ascii="Times" w:hAnsi="Times" w:cs="Times"/>
+          <w:sz w:val="24"/>
+          <w:sz-cs w:val="24"/>
+          <w:spacing w:val="0"/>
+          <w:color w:val="000000"/>
+        </w:rPr>
+        <w:t xml:space="preserve">References</w:t>
+      </w:r>
+      <w:r>
+        <w:rPr>
+          <w:rFonts w:ascii="Times" w:hAnsi="Times" w:cs="Times"/>
+          <w:sz w:val="24"/>
+          <w:sz-cs w:val="24"/>
+          <w:spacing w:val="0"/>
+          <w:color w:val="000000"/>
+        </w:rPr>
+        <w:t xml:space="preserve"/>
+      </w:r>
+    </w:p>
+    <w:p>
+      <w:pPr/>
+      <w:r>
+        <w:rPr>
+          <w:rFonts w:ascii="Times" w:hAnsi="Times" w:cs="Times"/>
+          <w:sz w:val="24"/>
+          <w:sz-cs w:val="24"/>
+          <w:spacing w:val="0"/>
+          <w:color w:val="000000"/>
+        </w:rPr>
+        <w:t xml:space="preserve"/>
+      </w:r>
+    </w:p>
+    <w:p>
+      <w:pPr/>
+      <w:r>
+        <w:rPr>
+          <w:rFonts w:ascii="Times" w:hAnsi="Times" w:cs="Times"/>
+          <w:sz w:val="24"/>
+          <w:sz-cs w:val="24"/>
+          <w:spacing w:val="0"/>
+          <w:color w:val="000000"/>
+        </w:rPr>
+        <w:t xml:space="preserve">Nisbett, R. E., &amp; Wilson, T. D. (1977). The halo effect: Evidence for unconscious alteration of</w:t>
+      </w:r>
+      <w:r>
+        <w:rPr>
+          <w:rFonts w:ascii="Times" w:hAnsi="Times" w:cs="Times"/>
+          <w:sz w:val="24"/>
+          <w:sz-cs w:val="24"/>
+          <w:spacing w:val="0"/>
+          <w:color w:val="000000"/>
+        </w:rPr>
+        <w:t xml:space="preserve"/>
+      </w:r>
+    </w:p>
+    <w:p>
+      <w:pPr/>
+      <w:r>
+        <w:rPr>
+          <w:rFonts w:ascii="Times" w:hAnsi="Times" w:cs="Times"/>
+          <w:sz w:val="24"/>
+          <w:sz-cs w:val="24"/>
+          <w:spacing w:val="0"/>
+          <w:color w:val="000000"/>
+        </w:rPr>
+        <w:t xml:space="preserve">judgments. Journal of personality and social psychology, 35(4), 250.</w:t>
+      </w:r>
+      <w:r>
+        <w:rPr>
+          <w:rFonts w:ascii="Times" w:hAnsi="Times" w:cs="Times"/>
+          <w:sz w:val="24"/>
+          <w:sz-cs w:val="24"/>
+          <w:spacing w:val="0"/>
+          <w:color w:val="000000"/>
+        </w:rPr>
+        <w:t xml:space="preserve"/>
+      </w:r>
+    </w:p>
+    <w:p>
+      <w:pPr/>
+      <w:r>
+        <w:rPr>
+          <w:rFonts w:ascii="Times" w:hAnsi="Times" w:cs="Times"/>
+          <w:sz w:val="24"/>
+          <w:sz-cs w:val="24"/>
+        </w:rPr>
+        <w:t xml:space="preserve"/>
       </w:r>
     </w:p>
     <w:sectPr>

--- a/finalreport.docx
+++ b/finalreport.docx
@@ -142,7 +142,7 @@
           <w:sz w:val="24"/>
           <w:sz-cs w:val="24"/>
         </w:rPr>
-        <w:t xml:space="preserve">A hypothesis test was used to compare mean decision rates of men and women. First, we created a null population by sampling random decisions of yes and no for both females and males and then taking the difference of the totals. We then made our null distribution by replicating our null population 1000 times. Finally, we found the p-value by taking the mean of the number of times our null distribution was greater than or equal to our observed difference. After this, our analysis yields a p-value of .052, failing to reject the null hypothesis that both men and women are equally likely to say yes to a second date. While the value is close enough to .05 to suggest men are slightly more open to a second date, there is insufficient data to give a definitive answer.</w:t>
+        <w:t xml:space="preserve">A hypothesis test was used to compare mean decision rates of men and women. First, we created a null population by sampling random decisions of yes and no for both females and males and then taking the difference of the totals. We then made our null distribution by replicating our null population 1000 times. Finally, we found the p-value by taking the mean of the number of times our null distribution was greater than or equal to our observed difference. After this, our analysis yields a p-value of .052, failing to reject the null hypothesis that both men and women are equally likely to say yes to a second date.</w:t>
       </w:r>
     </w:p>
     <w:p>
@@ -185,7 +185,25 @@
           <w:sz-cs w:val="24"/>
           <w:spacing w:val="0"/>
         </w:rPr>
-        <w:t xml:space="preserve">Linear models were created for each gender regressing the “Like” score against scores for “Attractiveness”, “Sincerity”, “Intelligence”, “Fun”, “Ambition”, and “Shared Interests”. Multiple 𝑅# for each model were compared to determine the strongest predictor.</w:t>
+        <w:t xml:space="preserve">Linear models were created for each gender regressing the “Like” score against scores for “Attractiveness”, “Sincerity”, “Intelligence”, “Fun”, “Ambition”, and “Shared Interests”. Multiple </w:t>
+      </w:r>
+      <w:r>
+        <w:rPr>
+          <w:rFonts w:ascii="STIX Two Math" w:hAnsi="STIX Two Math" w:cs="STIX Two Math"/>
+          <w:sz w:val="24"/>
+          <w:sz-cs w:val="24"/>
+          <w:spacing w:val="0"/>
+        </w:rPr>
+        <w:t xml:space="preserve">𝑅</w:t>
+      </w:r>
+      <w:r>
+        <w:rPr>
+          <w:rFonts w:ascii="Times" w:hAnsi="Times" w:cs="Times"/>
+          <w:sz w:val="24"/>
+          <w:sz-cs w:val="24"/>
+          <w:spacing w:val="0"/>
+        </w:rPr>
+        <w:t xml:space="preserve"># for each model were compared to determine the strongest predictor.</w:t>
       </w:r>
       <w:r>
         <w:rPr>
@@ -332,6 +350,9 @@
         </w:rPr>
         <w:t xml:space="preserve">References</w:t>
       </w:r>
+    </w:p>
+    <w:p>
+      <w:pPr/>
       <w:r>
         <w:rPr>
           <w:rFonts w:ascii="Times" w:hAnsi="Times" w:cs="Times"/>
@@ -353,7 +374,7 @@
           <w:spacing w:val="0"/>
           <w:color w:val="000000"/>
         </w:rPr>
-        <w:t xml:space="preserve"/>
+        <w:t xml:space="preserve">Nisbett, R. E., &amp; Wilson, T. D. (1977). The halo effect: Evidence for unconscious alteration of</w:t>
       </w:r>
     </w:p>
     <w:p>
@@ -366,40 +387,7 @@
           <w:spacing w:val="0"/>
           <w:color w:val="000000"/>
         </w:rPr>
-        <w:t xml:space="preserve">Nisbett, R. E., &amp; Wilson, T. D. (1977). The halo effect: Evidence for unconscious alteration of</w:t>
-      </w:r>
-      <w:r>
-        <w:rPr>
-          <w:rFonts w:ascii="Times" w:hAnsi="Times" w:cs="Times"/>
-          <w:sz w:val="24"/>
-          <w:sz-cs w:val="24"/>
-          <w:spacing w:val="0"/>
-          <w:color w:val="000000"/>
-        </w:rPr>
-        <w:t xml:space="preserve"/>
-      </w:r>
-    </w:p>
-    <w:p>
-      <w:pPr/>
-      <w:r>
-        <w:rPr>
-          <w:rFonts w:ascii="Times" w:hAnsi="Times" w:cs="Times"/>
-          <w:sz w:val="24"/>
-          <w:sz-cs w:val="24"/>
-          <w:spacing w:val="0"/>
-          <w:color w:val="000000"/>
-        </w:rPr>
         <w:t xml:space="preserve">judgments. Journal of personality and social psychology, 35(4), 250.</w:t>
-      </w:r>
-      <w:r>
-        <w:rPr>
-          <w:rFonts w:ascii="Times" w:hAnsi="Times" w:cs="Times"/>
-          <w:sz w:val="24"/>
-          <w:sz-cs w:val="24"/>
-          <w:spacing w:val="0"/>
-          <w:color w:val="000000"/>
-        </w:rPr>
-        <w:t xml:space="preserve"/>
       </w:r>
     </w:p>
     <w:p>

--- a/finalreport.docx
+++ b/finalreport.docx
@@ -7,10 +7,10 @@
       <w:r>
         <w:rPr>
           <w:rFonts w:ascii="Times" w:hAnsi="Times" w:cs="Times"/>
-          <w:sz w:val="24"/>
-          <w:sz-cs w:val="24"/>
-        </w:rPr>
-        <w:t xml:space="preserve">Statistical Analysis of Speed Dating Characteristics</w:t>
+          <w:sz w:val="28"/>
+          <w:sz-cs w:val="28"/>
+        </w:rPr>
+        <w:t xml:space="preserve">Are They Just Pretty: Statistical Analysis of Speed Dating Characteristics</w:t>
       </w:r>
     </w:p>
     <w:p>
@@ -36,6 +36,63 @@
       </w:r>
     </w:p>
     <w:p>
+      <w:pPr>
+        <w:jc w:val="both"/>
+      </w:pPr>
+      <w:r>
+        <w:rPr>
+          <w:rFonts w:ascii="Times" w:hAnsi="Times" w:cs="Times"/>
+          <w:sz w:val="24"/>
+          <w:sz-cs w:val="24"/>
+          <w:spacing w:val="0"/>
+        </w:rPr>
+        <w:t xml:space="preserve">ABSTRACT</w:t>
+      </w:r>
+      <w:r>
+        <w:rPr>
+          <w:rFonts w:ascii="Times" w:hAnsi="Times" w:cs="Times"/>
+          <w:sz w:val="24"/>
+          <w:sz-cs w:val="24"/>
+          <w:spacing w:val="0"/>
+        </w:rPr>
+        <w:t xml:space="preserve"/>
+      </w:r>
+    </w:p>
+    <w:p>
+      <w:pPr>
+        <w:jc w:val="both"/>
+        <w:ind w:first-line="960"/>
+      </w:pPr>
+      <w:r>
+        <w:rPr>
+          <w:rFonts w:ascii="Times" w:hAnsi="Times" w:cs="Times"/>
+          <w:sz w:val="24"/>
+          <w:sz-cs w:val="24"/>
+          <w:spacing w:val="0"/>
+        </w:rPr>
+        <w:t xml:space="preserve">This study examines the behavioral economics of rapid partner evaluation in speed dating, using subjective metrics and outcome data from four-minute interaction cycles. Through linear regression, Pearson correlation coefficients, and randomized permutation testing, we identify the primary predictive traits and cognitive biases that dictate whether participants select a partner for a second date. The analysis reveals that men and women demonstrate no statistically significant difference in match selectivity, while linear modeling identifies physical appearance as the overwhelming driver of interpersonal interest, accounting for the majority of the overall variation in liking among male participants. Furthermore, robust permutation testing confirms a strong cognitive "Halo Effect", revealing that high physical attractiveness directly skews secondary personality evaluations by making candidates appear significantly more fun. Contrary to demographic assumptions, chronological age differences between partners exhibit no correlation with attraction metrics. These findings provide empirical, data-driven insight into human decision-making under constrained time variables, suggesting that high-velocity social interactions force a heavy reliance on superficial cues that distort objective trait evaluation.</w:t>
+      </w:r>
+      <w:r>
+        <w:rPr>
+          <w:rFonts w:ascii="Times" w:hAnsi="Times" w:cs="Times"/>
+          <w:sz w:val="24"/>
+          <w:sz-cs w:val="24"/>
+        </w:rPr>
+        <w:t xml:space="preserve"/>
+      </w:r>
+    </w:p>
+    <w:p>
+      <w:pPr/>
+      <w:r>
+        <w:rPr>
+          <w:rFonts w:ascii="Times" w:hAnsi="Times" w:cs="Times"/>
+          <w:sz w:val="24"/>
+          <w:sz-cs w:val="24"/>
+        </w:rPr>
+        <w:t xml:space="preserve"/>
+      </w:r>
+    </w:p>
+    <w:p>
       <w:pPr/>
       <w:r>
         <w:rPr>
@@ -142,7 +199,7 @@
           <w:sz w:val="24"/>
           <w:sz-cs w:val="24"/>
         </w:rPr>
-        <w:t xml:space="preserve">A hypothesis test was used to compare mean decision rates of men and women. First, we created a null population by sampling random decisions of yes and no for both females and males and then taking the difference of the totals. We then made our null distribution by replicating our null population 1000 times. Finally, we found the p-value by taking the mean of the number of times our null distribution was greater than or equal to our observed difference. After this, our analysis yields a p-value of .052, failing to reject the null hypothesis that both men and women are equally likely to say yes to a second date.</w:t>
+        <w:t xml:space="preserve">A hypothesis test was used to compare mean decision rates of men and women. First, we created a null population by sampling random decisions of yes and no for both females and males and then taking the difference of the population proportions (π_M - π_F). We then made our null distribution by replicating our null population 1000 times. Finally, we found the p-value by taking the mean of the number of times our null distribution was greater than or equal to our observed difference. After this, our analysis yields a p-value of 0.052, failing to reject the null hypothesis that both men and women are equally likely to say yes to a second date.</w:t>
       </w:r>
     </w:p>
     <w:p>
@@ -323,7 +380,7 @@
           <w:sz-cs w:val="24"/>
           <w:color w:val="000000"/>
         </w:rPr>
-        <w:t xml:space="preserve">A strong positive Pearson correlation (.61 male, .55 female) was seen in linear regression modeling. Furthermore, a permutation test with 1000 samples returned a p value of 0 reinforcing high statistical significance of the “Halo Effect” being real. In other words, participants who were perceived to be attractive are much more likely to be perceived as fun.</w:t>
+        <w:t xml:space="preserve">A strong positive Pearson correlation (0.61 male, 0.55 female) was seen in linear regression modeling. Furthermore, a permutation test with 1000 samples returned a p value of 0.00 reinforcing high statistical significance of the “Halo Effect” being real. In other words, participants who were perceived to be attractive are much more likely to be perceived as fun.</w:t>
       </w:r>
     </w:p>
     <w:p>

--- a/finalreport.docx
+++ b/finalreport.docx
@@ -48,15 +48,6 @@
         </w:rPr>
         <w:t xml:space="preserve">ABSTRACT</w:t>
       </w:r>
-      <w:r>
-        <w:rPr>
-          <w:rFonts w:ascii="Times" w:hAnsi="Times" w:cs="Times"/>
-          <w:sz w:val="24"/>
-          <w:sz-cs w:val="24"/>
-          <w:spacing w:val="0"/>
-        </w:rPr>
-        <w:t xml:space="preserve"/>
-      </w:r>
     </w:p>
     <w:p>
       <w:pPr>
@@ -301,7 +292,7 @@
           <w:sz w:val="24"/>
           <w:sz-cs w:val="24"/>
         </w:rPr>
-        <w:t xml:space="preserve">RQ 3: Does the age difference between partners correlate with perceived attractiveness ratings?</w:t>
+        <w:t xml:space="preserve">Q 3: Does the age difference between partners correlate with perceived attractiveness ratings?</w:t>
       </w:r>
     </w:p>
     <w:p>
